--- a/arb/docx/41.content.docx
+++ b/arb/docx/41.content.docx
@@ -9,6 +9,8 @@
       </w:pPr>
       <w:r>
         <w:rPr>
+          <w:rtl/>
+          <w:cs/>
           <w:lang w:val="ar_AE" w:bidi="ar_AE"/>
         </w:rPr>
       </w:r>
@@ -20,12 +22,16 @@
       </w:pPr>
       <w:r>
         <w:rPr>
+          <w:rtl/>
+          <w:cs/>
           <w:lang w:val="ar_AE" w:bidi="ar_AE"/>
         </w:rPr>
         <w:t>Resource: Biblica Study Notes</w:t>
       </w:r>
       <w:r>
         <w:rPr>
+          <w:rtl/>
+          <w:cs/>
           <w:lang w:val="ar_AE" w:bidi="ar_AE"/>
         </w:rPr>
       </w:r>
@@ -36,53 +42,71 @@
       </w:pPr>
       <w:r>
         <w:rPr>
+          <w:rtl/>
+          <w:cs/>
           <w:lang w:val="ar_AE" w:bidi="ar_AE"/>
         </w:rPr>
       </w:r>
       <w:r>
         <w:rPr>
           <w:b/>
+          <w:rtl/>
+          <w:cs/>
           <w:lang w:val="ar_AE" w:bidi="ar_AE"/>
         </w:rPr>
         <w:t>Biblica Study Notes (Book Intros)</w:t>
       </w:r>
       <w:r>
         <w:rPr>
+          <w:rtl/>
+          <w:cs/>
           <w:lang w:val="ar_AE" w:bidi="ar_AE"/>
         </w:rPr>
         <w:t xml:space="preserve"> © 2023 Biblica Inc. Released under CC BY-SA 4.0 license. </w:t>
       </w:r>
       <w:r>
         <w:rPr>
+          <w:rtl/>
+          <w:cs/>
           <w:lang w:val="ar_AE" w:bidi="ar_AE"/>
         </w:rPr>
         <w:t>Biblica Study Notes</w:t>
       </w:r>
       <w:r>
         <w:rPr>
+          <w:rtl/>
+          <w:cs/>
           <w:lang w:val="ar_AE" w:bidi="ar_AE"/>
         </w:rPr>
         <w:t xml:space="preserve"> has been adapted in the following languages: Tok Pisin, Arabic (عربي), French (Français), Hindi (हिंदी), Indonesian (Bahasa Indonesia), Portuguese (Português), Russian (Русский), Spanish (Español), Swahili (Kiswahili), and Simplified Chinese (简体中文)from </w:t>
       </w:r>
       <w:r>
         <w:rPr>
+          <w:rtl/>
+          <w:cs/>
           <w:lang w:val="ar_AE" w:bidi="ar_AE"/>
         </w:rPr>
         <w:t>Biblica Study Notes</w:t>
       </w:r>
       <w:r>
         <w:rPr>
+          <w:rtl/>
+          <w:cs/>
           <w:lang w:val="ar_AE" w:bidi="ar_AE"/>
         </w:rPr>
         <w:t xml:space="preserve"> © 2023 Biblica Inc. Released under CC BY-SA 4.0 license by Mission Mutual</w:t>
       </w:r>
       <w:r>
         <w:rPr>
-          <w:lang w:val="ar_AE" w:bidi="ar_AE"/>
-        </w:rPr>
-      </w:r>
-      <w:r>
-        <w:rPr>
+          <w:rtl/>
+          <w:cs/>
+          <w:lang w:val="ar_AE" w:bidi="ar_AE"/>
+        </w:rPr>
+      </w:r>
+      <w:r>
+        <w:rPr>
+          <w:rtl/>
+          <w:cs/>
           <w:lang w:val="ar_AE" w:bidi="ar_AE"/>
         </w:rPr>
       </w:r>
@@ -94,6 +118,8 @@
       </w:pPr>
       <w:r>
         <w:rPr>
+          <w:rtl/>
+          <w:cs/>
           <w:lang w:val="ar_AE" w:bidi="ar_AE"/>
         </w:rPr>
         <w:t>Biblica Study Notes</w:t>
@@ -123,6 +149,8 @@
       </w:pPr>
       <w:r>
         <w:rPr>
+          <w:rtl/>
+          <w:cs/>
           <w:lang w:val="ar_AE" w:bidi="ar_AE"/>
         </w:rPr>
       </w:r>
@@ -134,12 +162,16 @@
       </w:pPr>
       <w:r>
         <w:rPr>
+          <w:rtl/>
+          <w:cs/>
           <w:lang w:val="ar_AE" w:bidi="ar_AE"/>
         </w:rPr>
         <w:t>MRK</w:t>
       </w:r>
       <w:r>
         <w:rPr>
+          <w:rtl/>
+          <w:cs/>
           <w:lang w:val="ar_AE" w:bidi="ar_AE"/>
         </w:rPr>
       </w:r>
@@ -150,22 +182,30 @@
       </w:pPr>
       <w:r>
         <w:rPr>
-          <w:lang w:val="ar_AE" w:bidi="ar_AE"/>
-        </w:rPr>
-      </w:r>
-      <w:r>
-        <w:rPr>
+          <w:rtl/>
+          <w:cs/>
+          <w:lang w:val="ar_AE" w:bidi="ar_AE"/>
+        </w:rPr>
+      </w:r>
+      <w:r>
+        <w:rPr>
+          <w:rtl/>
+          <w:cs/>
           <w:lang w:val="ar_AE" w:bidi="ar_AE"/>
         </w:rPr>
         <w:t xml:space="preserve"> </w:t>
       </w:r>
       <w:r>
         <w:rPr>
-          <w:lang w:val="ar_AE" w:bidi="ar_AE"/>
-        </w:rPr>
-      </w:r>
-      <w:r>
-        <w:rPr>
+          <w:rtl/>
+          <w:cs/>
+          <w:lang w:val="ar_AE" w:bidi="ar_AE"/>
+        </w:rPr>
+      </w:r>
+      <w:r>
+        <w:rPr>
+          <w:rtl/>
+          <w:cs/>
           <w:lang w:val="ar_AE" w:bidi="ar_AE"/>
         </w:rPr>
       </w:r>
@@ -191,6 +231,8 @@
       </w:pPr>
       <w:r>
         <w:rPr>
+          <w:rtl/>
+          <w:cs/>
           <w:lang w:val="ar_AE" w:bidi="ar_AE"/>
         </w:rPr>
       </w:r>
@@ -202,12 +244,16 @@
       </w:pPr>
       <w:r>
         <w:rPr>
+          <w:rtl/>
+          <w:cs/>
           <w:lang w:val="ar_AE" w:bidi="ar_AE"/>
         </w:rPr>
         <w:t>مَرقُس</w:t>
       </w:r>
       <w:r>
         <w:rPr>
+          <w:rtl/>
+          <w:cs/>
           <w:lang w:val="ar_AE" w:bidi="ar_AE"/>
         </w:rPr>
       </w:r>
@@ -218,12 +264,16 @@
       </w:pPr>
       <w:r>
         <w:rPr>
+          <w:rtl/>
+          <w:cs/>
           <w:lang w:val="ar_AE" w:bidi="ar_AE"/>
         </w:rPr>
       </w:r>
       <w:r>
         <w:rPr>
           <w:b/>
+          <w:rtl/>
+          <w:cs/>
           <w:lang w:val="ar_AE" w:bidi="ar_AE"/>
         </w:rPr>
         <w:t>ما هو إنجيل مَرقُس؟</w:t>
@@ -238,11 +288,15 @@
       </w:pPr>
       <w:r>
         <w:rPr>
-          <w:lang w:val="ar_AE" w:bidi="ar_AE"/>
-        </w:rPr>
-      </w:r>
-      <w:r>
-        <w:rPr>
+          <w:rtl/>
+          <w:cs/>
+          <w:lang w:val="ar_AE" w:bidi="ar_AE"/>
+        </w:rPr>
+      </w:r>
+      <w:r>
+        <w:rPr>
+          <w:rtl/>
+          <w:cs/>
           <w:lang w:val="ar_AE" w:bidi="ar_AE"/>
         </w:rPr>
         <w:t>إنجيل مرقس هو مجموعة من القصص عن يسوع. وهو يتضمن كلمات وتعاليم يسوع. تم تناقل القصص والتعاليم من قِبَل أتباع يسوع الذين عاشوا وعملوا معه. ويعتمد إنجيل مرقس على ما قاله بطرس عن حياة يسوع وعمله.</w:t>
@@ -257,11 +311,15 @@
       </w:pPr>
       <w:r>
         <w:rPr>
-          <w:lang w:val="ar_AE" w:bidi="ar_AE"/>
-        </w:rPr>
-      </w:r>
-      <w:r>
-        <w:rPr>
+          <w:rtl/>
+          <w:cs/>
+          <w:lang w:val="ar_AE" w:bidi="ar_AE"/>
+        </w:rPr>
+      </w:r>
+      <w:r>
+        <w:rPr>
+          <w:rtl/>
+          <w:cs/>
           <w:lang w:val="ar_AE" w:bidi="ar_AE"/>
         </w:rPr>
         <w:t>كتب مرقس هذه القصص والتعاليم. ويُعتقد أنه كتبها بين السنوات 55 و65 ميلادية. كما يُعتقد أنه كان في روما عندما كتبها.</w:t>
@@ -273,12 +331,16 @@
       </w:pPr>
       <w:r>
         <w:rPr>
+          <w:rtl/>
+          <w:cs/>
           <w:lang w:val="ar_AE" w:bidi="ar_AE"/>
         </w:rPr>
       </w:r>
       <w:r>
         <w:rPr>
           <w:b/>
+          <w:rtl/>
+          <w:cs/>
           <w:lang w:val="ar_AE" w:bidi="ar_AE"/>
         </w:rPr>
         <w:t>لمن كُتب إنجيل مرقس؟</w:t>
@@ -293,11 +355,15 @@
       </w:pPr>
       <w:r>
         <w:rPr>
-          <w:lang w:val="ar_AE" w:bidi="ar_AE"/>
-        </w:rPr>
-      </w:r>
-      <w:r>
-        <w:rPr>
+          <w:rtl/>
+          <w:cs/>
+          <w:lang w:val="ar_AE" w:bidi="ar_AE"/>
+        </w:rPr>
+      </w:r>
+      <w:r>
+        <w:rPr>
+          <w:rtl/>
+          <w:cs/>
           <w:lang w:val="ar_AE" w:bidi="ar_AE"/>
         </w:rPr>
         <w:t>للأمم الذين لم يعرفوا من هو يسوع.</w:t>
@@ -312,11 +378,15 @@
       </w:pPr>
       <w:r>
         <w:rPr>
-          <w:lang w:val="ar_AE" w:bidi="ar_AE"/>
-        </w:rPr>
-      </w:r>
-      <w:r>
-        <w:rPr>
+          <w:rtl/>
+          <w:cs/>
+          <w:lang w:val="ar_AE" w:bidi="ar_AE"/>
+        </w:rPr>
+      </w:r>
+      <w:r>
+        <w:rPr>
+          <w:rtl/>
+          <w:cs/>
           <w:lang w:val="ar_AE" w:bidi="ar_AE"/>
         </w:rPr>
         <w:t>للمؤمنين من غير اليهود الذين عاشوا في الأراضي التي كانت تحت سيطرة السُلطة الرومانية.</w:t>
@@ -331,11 +401,15 @@
       </w:pPr>
       <w:r>
         <w:rPr>
-          <w:lang w:val="ar_AE" w:bidi="ar_AE"/>
-        </w:rPr>
-      </w:r>
-      <w:r>
-        <w:rPr>
+          <w:rtl/>
+          <w:cs/>
+          <w:lang w:val="ar_AE" w:bidi="ar_AE"/>
+        </w:rPr>
+      </w:r>
+      <w:r>
+        <w:rPr>
+          <w:rtl/>
+          <w:cs/>
           <w:lang w:val="ar_AE" w:bidi="ar_AE"/>
         </w:rPr>
         <w:t>يُدرك أتباع يسوع أن إنجيل مرقس يشارك الحق عن يسوع. لذلك فهو لجميع الناس في كل مكان.</w:t>
@@ -347,12 +421,16 @@
       </w:pPr>
       <w:r>
         <w:rPr>
+          <w:rtl/>
+          <w:cs/>
           <w:lang w:val="ar_AE" w:bidi="ar_AE"/>
         </w:rPr>
       </w:r>
       <w:r>
         <w:rPr>
           <w:b/>
+          <w:rtl/>
+          <w:cs/>
           <w:lang w:val="ar_AE" w:bidi="ar_AE"/>
         </w:rPr>
         <w:t>لماذا كُتب إنجيل مرقس؟</w:t>
@@ -367,11 +445,15 @@
       </w:pPr>
       <w:r>
         <w:rPr>
-          <w:lang w:val="ar_AE" w:bidi="ar_AE"/>
-        </w:rPr>
-      </w:r>
-      <w:r>
-        <w:rPr>
+          <w:rtl/>
+          <w:cs/>
+          <w:lang w:val="ar_AE" w:bidi="ar_AE"/>
+        </w:rPr>
+      </w:r>
+      <w:r>
+        <w:rPr>
+          <w:rtl/>
+          <w:cs/>
           <w:lang w:val="ar_AE" w:bidi="ar_AE"/>
         </w:rPr>
         <w:t>لمشاركة الرسالة عن يسوع مع الأمم.</w:t>
@@ -386,11 +468,15 @@
       </w:pPr>
       <w:r>
         <w:rPr>
-          <w:lang w:val="ar_AE" w:bidi="ar_AE"/>
-        </w:rPr>
-      </w:r>
-      <w:r>
-        <w:rPr>
+          <w:rtl/>
+          <w:cs/>
+          <w:lang w:val="ar_AE" w:bidi="ar_AE"/>
+        </w:rPr>
+      </w:r>
+      <w:r>
+        <w:rPr>
+          <w:rtl/>
+          <w:cs/>
           <w:lang w:val="ar_AE" w:bidi="ar_AE"/>
         </w:rPr>
         <w:t>لتشجيع المؤمنين من غير اليهود الذين كانوا يتعرضون لسوء المعاملة من قِبَل السلطة الرومانية.</w:t>
@@ -402,12 +488,16 @@
       </w:pPr>
       <w:r>
         <w:rPr>
+          <w:rtl/>
+          <w:cs/>
           <w:lang w:val="ar_AE" w:bidi="ar_AE"/>
         </w:rPr>
       </w:r>
       <w:r>
         <w:rPr>
           <w:b/>
+          <w:rtl/>
+          <w:cs/>
           <w:lang w:val="ar_AE" w:bidi="ar_AE"/>
         </w:rPr>
         <w:t>الأفكار الرئيسية</w:t>
@@ -422,11 +512,15 @@
       </w:pPr>
       <w:r>
         <w:rPr>
-          <w:lang w:val="ar_AE" w:bidi="ar_AE"/>
-        </w:rPr>
-      </w:r>
-      <w:r>
-        <w:rPr>
+          <w:rtl/>
+          <w:cs/>
+          <w:lang w:val="ar_AE" w:bidi="ar_AE"/>
+        </w:rPr>
+      </w:r>
+      <w:r>
+        <w:rPr>
+          <w:rtl/>
+          <w:cs/>
           <w:lang w:val="ar_AE" w:bidi="ar_AE"/>
         </w:rPr>
         <w:t>قصة يسوع، ملكوت الله وخطة الله لخلاص العالم.</w:t>
@@ -441,11 +535,15 @@
       </w:pPr>
       <w:r>
         <w:rPr>
-          <w:lang w:val="ar_AE" w:bidi="ar_AE"/>
-        </w:rPr>
-      </w:r>
-      <w:r>
-        <w:rPr>
+          <w:rtl/>
+          <w:cs/>
+          <w:lang w:val="ar_AE" w:bidi="ar_AE"/>
+        </w:rPr>
+      </w:r>
+      <w:r>
+        <w:rPr>
+          <w:rtl/>
+          <w:cs/>
           <w:lang w:val="ar_AE" w:bidi="ar_AE"/>
         </w:rPr>
         <w:t>خدمة يسوع كعبد لله.</w:t>
@@ -460,11 +558,15 @@
       </w:pPr>
       <w:r>
         <w:rPr>
-          <w:lang w:val="ar_AE" w:bidi="ar_AE"/>
-        </w:rPr>
-      </w:r>
-      <w:r>
-        <w:rPr>
+          <w:rtl/>
+          <w:cs/>
+          <w:lang w:val="ar_AE" w:bidi="ar_AE"/>
+        </w:rPr>
+      </w:r>
+      <w:r>
+        <w:rPr>
+          <w:rtl/>
+          <w:cs/>
           <w:lang w:val="ar_AE" w:bidi="ar_AE"/>
         </w:rPr>
         <w:t>عَمَل يسوع كمُعَلِّم وشافي وواعظ صنع المعجزات.</w:t>
@@ -479,11 +581,15 @@
       </w:pPr>
       <w:r>
         <w:rPr>
-          <w:lang w:val="ar_AE" w:bidi="ar_AE"/>
-        </w:rPr>
-      </w:r>
-      <w:r>
-        <w:rPr>
+          <w:rtl/>
+          <w:cs/>
+          <w:lang w:val="ar_AE" w:bidi="ar_AE"/>
+        </w:rPr>
+      </w:r>
+      <w:r>
+        <w:rPr>
+          <w:rtl/>
+          <w:cs/>
           <w:lang w:val="ar_AE" w:bidi="ar_AE"/>
         </w:rPr>
         <w:t>معاناة يسوع وموته وقيامته.</w:t>
@@ -495,12 +601,16 @@
       </w:pPr>
       <w:r>
         <w:rPr>
+          <w:rtl/>
+          <w:cs/>
           <w:lang w:val="ar_AE" w:bidi="ar_AE"/>
         </w:rPr>
       </w:r>
       <w:r>
         <w:rPr>
           <w:b/>
+          <w:rtl/>
+          <w:cs/>
           <w:lang w:val="ar_AE" w:bidi="ar_AE"/>
         </w:rPr>
         <w:t>مخطط السفر</w:t>
@@ -512,12 +622,16 @@
       </w:pPr>
       <w:r>
         <w:rPr>
+          <w:rtl/>
+          <w:cs/>
           <w:lang w:val="ar_AE" w:bidi="ar_AE"/>
         </w:rPr>
       </w:r>
       <w:r>
         <w:rPr>
           <w:b/>
+          <w:rtl/>
+          <w:cs/>
           <w:lang w:val="ar_AE" w:bidi="ar_AE"/>
         </w:rPr>
         <w:t>التحضير لخدمة يسوع (1:1–13).</w:t>
@@ -529,12 +643,16 @@
       </w:pPr>
       <w:r>
         <w:rPr>
+          <w:rtl/>
+          <w:cs/>
           <w:lang w:val="ar_AE" w:bidi="ar_AE"/>
         </w:rPr>
       </w:r>
       <w:r>
         <w:rPr>
           <w:b/>
+          <w:rtl/>
+          <w:cs/>
           <w:lang w:val="ar_AE" w:bidi="ar_AE"/>
         </w:rPr>
         <w:t>يسوع يعمل ويخدم في الجليل (1:14 – 3:35).</w:t>
@@ -546,12 +664,16 @@
       </w:pPr>
       <w:r>
         <w:rPr>
+          <w:rtl/>
+          <w:cs/>
           <w:lang w:val="ar_AE" w:bidi="ar_AE"/>
         </w:rPr>
       </w:r>
       <w:r>
         <w:rPr>
           <w:b/>
+          <w:rtl/>
+          <w:cs/>
           <w:lang w:val="ar_AE" w:bidi="ar_AE"/>
         </w:rPr>
         <w:t>القصص التي يرويها يسوع (4:1–34).</w:t>
@@ -563,12 +685,16 @@
       </w:pPr>
       <w:r>
         <w:rPr>
+          <w:rtl/>
+          <w:cs/>
           <w:lang w:val="ar_AE" w:bidi="ar_AE"/>
         </w:rPr>
       </w:r>
       <w:r>
         <w:rPr>
           <w:b/>
+          <w:rtl/>
+          <w:cs/>
           <w:lang w:val="ar_AE" w:bidi="ar_AE"/>
         </w:rPr>
         <w:t>يسوع يشفي العديد من الناس (4:35 – 5:43).</w:t>
@@ -580,12 +706,16 @@
       </w:pPr>
       <w:r>
         <w:rPr>
+          <w:rtl/>
+          <w:cs/>
           <w:lang w:val="ar_AE" w:bidi="ar_AE"/>
         </w:rPr>
       </w:r>
       <w:r>
         <w:rPr>
           <w:b/>
+          <w:rtl/>
+          <w:cs/>
           <w:lang w:val="ar_AE" w:bidi="ar_AE"/>
         </w:rPr>
         <w:t>يسوع يعمل ويخدم خارج الجليل (6:1 – 8:26).</w:t>
@@ -597,12 +727,16 @@
       </w:pPr>
       <w:r>
         <w:rPr>
+          <w:rtl/>
+          <w:cs/>
           <w:lang w:val="ar_AE" w:bidi="ar_AE"/>
         </w:rPr>
       </w:r>
       <w:r>
         <w:rPr>
           <w:b/>
+          <w:rtl/>
+          <w:cs/>
           <w:lang w:val="ar_AE" w:bidi="ar_AE"/>
         </w:rPr>
         <w:t>رحلة يسوع إلى أورشليم (8:27 – 10:52).</w:t>
@@ -614,12 +748,16 @@
       </w:pPr>
       <w:r>
         <w:rPr>
+          <w:rtl/>
+          <w:cs/>
           <w:lang w:val="ar_AE" w:bidi="ar_AE"/>
         </w:rPr>
       </w:r>
       <w:r>
         <w:rPr>
           <w:b/>
+          <w:rtl/>
+          <w:cs/>
           <w:lang w:val="ar_AE" w:bidi="ar_AE"/>
         </w:rPr>
         <w:t>يسوع في أورشليم وصلبه (11 – 15).</w:t>
@@ -631,23 +769,31 @@
       </w:pPr>
       <w:r>
         <w:rPr>
+          <w:rtl/>
+          <w:cs/>
           <w:lang w:val="ar_AE" w:bidi="ar_AE"/>
         </w:rPr>
       </w:r>
       <w:r>
         <w:rPr>
           <w:b/>
+          <w:rtl/>
+          <w:cs/>
           <w:lang w:val="ar_AE" w:bidi="ar_AE"/>
         </w:rPr>
         <w:t>قيامة يسوع والوصايا الأخيرة لتلاميذه (16).</w:t>
       </w:r>
       <w:r>
         <w:rPr>
-          <w:lang w:val="ar_AE" w:bidi="ar_AE"/>
-        </w:rPr>
-      </w:r>
-      <w:r>
-        <w:rPr>
+          <w:rtl/>
+          <w:cs/>
+          <w:lang w:val="ar_AE" w:bidi="ar_AE"/>
+        </w:rPr>
+      </w:r>
+      <w:r>
+        <w:rPr>
+          <w:rtl/>
+          <w:cs/>
           <w:lang w:val="ar_AE" w:bidi="ar_AE"/>
         </w:rPr>
       </w:r>
